--- a/WY.docx
+++ b/WY.docx
@@ -37,7 +37,7 @@
                     <pic:cNvPicPr/>
                   </pic:nvPicPr>
                   <pic:blipFill>
-                    <a:blip r:embed="rId4">
+                    <a:blip r:embed="rId6">
                       <a:extLst>
                         <a:ext uri="{28A0092B-C50C-407E-A947-70E740481C1C}">
                           <a14:useLocalDpi xmlns:a14="http://schemas.microsoft.com/office/drawing/2010/main" val="0"/>
@@ -97,7 +97,7 @@
                           <a:avLst/>
                         </a:prstGeom>
                         <a:blipFill dpi="0" rotWithShape="1">
-                          <a:blip r:embed="rId5" cstate="print">
+                          <a:blip r:embed="rId7" cstate="print">
                             <a:extLst>
                               <a:ext uri="{28A0092B-C50C-407E-A947-70E740481C1C}">
                                 <a14:useLocalDpi xmlns:a14="http://schemas.microsoft.com/office/drawing/2010/main" val="0"/>
@@ -212,7 +212,7 @@
                 </v:handles>
               </v:shapetype>
               <v:shape id="双波形 6" o:spid="_x0000_s1026" type="#_x0000_t188" style="position:absolute;margin-left:43.5pt;margin-top:418.5pt;width:206.25pt;height:146.65pt;z-index:251663360;visibility:visible;mso-wrap-style:square;mso-width-percent:0;mso-height-percent:0;mso-wrap-distance-left:9pt;mso-wrap-distance-top:0;mso-wrap-distance-right:9pt;mso-wrap-distance-bottom:0;mso-position-horizontal:absolute;mso-position-horizontal-relative:text;mso-position-vertical:absolute;mso-position-vertical-relative:text;mso-width-percent:0;mso-height-percent:0;mso-width-relative:margin;mso-height-relative:margin;v-text-anchor:middle" o:gfxdata="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" adj="1350" stroked="f" strokeweight="1pt">
-                <v:fill r:id="rId6" o:title="" recolor="t" rotate="t" type="frame"/>
+                <v:fill r:id="rId8" o:title="" recolor="t" rotate="t" type="frame"/>
               </v:shape>
             </w:pict>
           </mc:Fallback>
@@ -238,113 +238,6 @@
                 <wp:effectExtent l="0" t="0" r="28575" b="28575"/>
                 <wp:wrapNone/>
                 <wp:docPr id="446372490" name="矩形 8"/>
-                <wp:cNvGraphicFramePr/>
-                <a:graphic xmlns:a="http://schemas.openxmlformats.org/drawingml/2006/main">
-                  <a:graphicData uri="http://schemas.microsoft.com/office/word/2010/wordprocessingShape">
-                    <wps:wsp>
-                      <wps:cNvSpPr/>
-                      <wps:spPr>
-                        <a:xfrm>
-                          <a:off x="0" y="0"/>
-                          <a:ext cx="2257425" cy="1514475"/>
-                        </a:xfrm>
-                        <a:prstGeom prst="rect">
-                          <a:avLst/>
-                        </a:prstGeom>
-                        <a:blipFill dpi="0" rotWithShape="1">
-                          <a:blip r:embed="rId7" cstate="print">
-                            <a:extLst>
-                              <a:ext uri="{28A0092B-C50C-407E-A947-70E740481C1C}">
-                                <a14:useLocalDpi xmlns:a14="http://schemas.microsoft.com/office/drawing/2010/main" val="0"/>
-                              </a:ext>
-                            </a:extLst>
-                          </a:blip>
-                          <a:srcRect/>
-                          <a:stretch>
-                            <a:fillRect/>
-                          </a:stretch>
-                        </a:blipFill>
-                        <a:ln>
-                          <a:solidFill>
-                            <a:schemeClr val="tx1"/>
-                          </a:solidFill>
-                        </a:ln>
-                      </wps:spPr>
-                      <wps:style>
-                        <a:lnRef idx="2">
-                          <a:schemeClr val="accent1">
-                            <a:shade val="15000"/>
-                          </a:schemeClr>
-                        </a:lnRef>
-                        <a:fillRef idx="1">
-                          <a:schemeClr val="accent1"/>
-                        </a:fillRef>
-                        <a:effectRef idx="0">
-                          <a:schemeClr val="accent1"/>
-                        </a:effectRef>
-                        <a:fontRef idx="minor">
-                          <a:schemeClr val="lt1"/>
-                        </a:fontRef>
-                      </wps:style>
-                      <wps:txbx>
-                        <w:txbxContent>
-                          <w:p>
-                            <w:pPr>
-                              <w:jc w:val="center"/>
-                            </w:pPr>
-                          </w:p>
-                        </w:txbxContent>
-                      </wps:txbx>
-                      <wps:bodyPr rot="0" spcFirstLastPara="0" vertOverflow="overflow" horzOverflow="overflow" vert="horz" wrap="square" lIns="91440" tIns="45720" rIns="91440" bIns="45720" numCol="1" spcCol="0" rtlCol="0" fromWordArt="0" anchor="ctr" anchorCtr="0" forceAA="0" compatLnSpc="1">
-                        <a:prstTxWarp prst="textNoShape">
-                          <a:avLst/>
-                        </a:prstTxWarp>
-                        <a:noAutofit/>
-                      </wps:bodyPr>
-                    </wps:wsp>
-                  </a:graphicData>
-                </a:graphic>
-              </wp:anchor>
-            </w:drawing>
-          </mc:Choice>
-          <mc:Fallback>
-            <w:pict>
-              <v:rect w14:anchorId="52F04BC3" id="矩形 8" o:spid="_x0000_s1026" style="position:absolute;margin-left:310.5pt;margin-top:412.5pt;width:177.75pt;height:119.25pt;z-index:251664895;visibility:visible;mso-wrap-style:square;mso-wrap-distance-left:9pt;mso-wrap-distance-top:0;mso-wrap-distance-right:9pt;mso-wrap-distance-bottom:0;mso-position-horizontal:absolute;mso-position-horizontal-relative:text;mso-position-vertical:absolute;mso-position-vertical-relative:text;v-text-anchor:middle" o:gfxdata="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" strokecolor="black [3213]" strokeweight="1pt">
-                <v:fill r:id="rId8" o:title="" recolor="t" rotate="t" type="frame"/>
-                <v:textbox>
-                  <w:txbxContent>
-                    <w:p>
-                      <w:pPr>
-                        <w:jc w:val="center"/>
-                      </w:pPr>
-                    </w:p>
-                  </w:txbxContent>
-                </v:textbox>
-              </v:rect>
-            </w:pict>
-          </mc:Fallback>
-        </mc:AlternateContent>
-      </w:r>
-      <w:r>
-        <w:rPr>
-          <w:rFonts w:hint="eastAsia"/>
-          <w:noProof/>
-        </w:rPr>
-        <mc:AlternateContent>
-          <mc:Choice Requires="wps">
-            <w:drawing>
-              <wp:anchor distT="0" distB="0" distL="114300" distR="114300" simplePos="0" relativeHeight="251666432" behindDoc="0" locked="0" layoutInCell="1" allowOverlap="1" wp14:anchorId="68C2D386" wp14:editId="719F7C86">
-                <wp:simplePos x="0" y="0"/>
-                <wp:positionH relativeFrom="column">
-                  <wp:posOffset>3781425</wp:posOffset>
-                </wp:positionH>
-                <wp:positionV relativeFrom="paragraph">
-                  <wp:posOffset>5455920</wp:posOffset>
-                </wp:positionV>
-                <wp:extent cx="2257425" cy="1514475"/>
-                <wp:effectExtent l="0" t="0" r="28575" b="28575"/>
-                <wp:wrapNone/>
-                <wp:docPr id="1051590697" name="矩形 8"/>
                 <wp:cNvGraphicFramePr/>
                 <a:graphic xmlns:a="http://schemas.openxmlformats.org/drawingml/2006/main">
                   <a:graphicData uri="http://schemas.microsoft.com/office/word/2010/wordprocessingShape">
@@ -393,6 +286,18 @@
                           <a:schemeClr val="lt1"/>
                         </a:fontRef>
                       </wps:style>
+                      <wps:txbx>
+                        <w:txbxContent>
+                          <w:p>
+                            <w:pPr>
+                              <w:jc w:val="center"/>
+                              <w:rPr>
+                                <w:rFonts w:hint="eastAsia"/>
+                              </w:rPr>
+                            </w:pPr>
+                          </w:p>
+                        </w:txbxContent>
+                      </wps:txbx>
                       <wps:bodyPr rot="0" spcFirstLastPara="0" vertOverflow="overflow" horzOverflow="overflow" vert="horz" wrap="square" lIns="91440" tIns="45720" rIns="91440" bIns="45720" numCol="1" spcCol="0" rtlCol="0" fromWordArt="0" anchor="ctr" anchorCtr="0" forceAA="0" compatLnSpc="1">
                         <a:prstTxWarp prst="textNoShape">
                           <a:avLst/>
@@ -407,8 +312,17 @@
           </mc:Choice>
           <mc:Fallback>
             <w:pict>
-              <v:rect w14:anchorId="12ADAB4B" id="矩形 8" o:spid="_x0000_s1026" style="position:absolute;margin-left:297.75pt;margin-top:429.6pt;width:177.75pt;height:119.25pt;z-index:251666432;visibility:visible;mso-wrap-style:square;mso-wrap-distance-left:9pt;mso-wrap-distance-top:0;mso-wrap-distance-right:9pt;mso-wrap-distance-bottom:0;mso-position-horizontal:absolute;mso-position-horizontal-relative:text;mso-position-vertical:absolute;mso-position-vertical-relative:text;v-text-anchor:middle" o:gfxdata="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" strokecolor="black [3213]" strokeweight="1pt">
+              <v:rect w14:anchorId="52F04BC3" id="矩形 8" o:spid="_x0000_s1026" style="position:absolute;margin-left:310.5pt;margin-top:412.5pt;width:177.75pt;height:119.25pt;z-index:251664895;visibility:visible;mso-wrap-style:square;mso-wrap-distance-left:9pt;mso-wrap-distance-top:0;mso-wrap-distance-right:9pt;mso-wrap-distance-bottom:0;mso-position-horizontal:absolute;mso-position-horizontal-relative:text;mso-position-vertical:absolute;mso-position-vertical-relative:text;v-text-anchor:middle" o:gfxdata="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" strokecolor="black [3213]" strokeweight="1pt">
                 <v:fill r:id="rId10" o:title="" recolor="t" rotate="t" type="frame"/>
+                <v:textbox>
+                  <w:txbxContent>
+                    <w:p>
+                      <w:pPr>
+                        <w:jc w:val="center"/>
+                      </w:pPr>
+                    </w:p>
+                  </w:txbxContent>
+                </v:textbox>
               </v:rect>
             </w:pict>
           </mc:Fallback>
@@ -422,18 +336,18 @@
         <mc:AlternateContent>
           <mc:Choice Requires="wps">
             <w:drawing>
-              <wp:anchor distT="0" distB="0" distL="114300" distR="114300" simplePos="0" relativeHeight="251667456" behindDoc="0" locked="0" layoutInCell="1" allowOverlap="1" wp14:anchorId="204F0F85" wp14:editId="4AA9DD66">
+              <wp:anchor distT="0" distB="0" distL="114300" distR="114300" simplePos="0" relativeHeight="251666432" behindDoc="0" locked="0" layoutInCell="1" allowOverlap="1" wp14:anchorId="68C2D386" wp14:editId="719F7C86">
                 <wp:simplePos x="0" y="0"/>
                 <wp:positionH relativeFrom="column">
-                  <wp:posOffset>3590925</wp:posOffset>
+                  <wp:posOffset>3781425</wp:posOffset>
                 </wp:positionH>
                 <wp:positionV relativeFrom="paragraph">
-                  <wp:posOffset>5638800</wp:posOffset>
+                  <wp:posOffset>5455920</wp:posOffset>
                 </wp:positionV>
                 <wp:extent cx="2257425" cy="1514475"/>
                 <wp:effectExtent l="0" t="0" r="28575" b="28575"/>
                 <wp:wrapNone/>
-                <wp:docPr id="1021933862" name="矩形 8"/>
+                <wp:docPr id="1051590697" name="矩形 8"/>
                 <wp:cNvGraphicFramePr/>
                 <a:graphic xmlns:a="http://schemas.openxmlformats.org/drawingml/2006/main">
                   <a:graphicData uri="http://schemas.microsoft.com/office/word/2010/wordprocessingShape">
@@ -496,8 +410,97 @@
           </mc:Choice>
           <mc:Fallback>
             <w:pict>
+              <v:rect w14:anchorId="12ADAB4B" id="矩形 8" o:spid="_x0000_s1026" style="position:absolute;margin-left:297.75pt;margin-top:429.6pt;width:177.75pt;height:119.25pt;z-index:251666432;visibility:visible;mso-wrap-style:square;mso-wrap-distance-left:9pt;mso-wrap-distance-top:0;mso-wrap-distance-right:9pt;mso-wrap-distance-bottom:0;mso-position-horizontal:absolute;mso-position-horizontal-relative:text;mso-position-vertical:absolute;mso-position-vertical-relative:text;v-text-anchor:middle" o:gfxdata="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" strokecolor="black [3213]" strokeweight="1pt">
+                <v:fill r:id="rId12" o:title="" recolor="t" rotate="t" type="frame"/>
+              </v:rect>
+            </w:pict>
+          </mc:Fallback>
+        </mc:AlternateContent>
+      </w:r>
+      <w:r>
+        <w:rPr>
+          <w:rFonts w:hint="eastAsia"/>
+          <w:noProof/>
+        </w:rPr>
+        <mc:AlternateContent>
+          <mc:Choice Requires="wps">
+            <w:drawing>
+              <wp:anchor distT="0" distB="0" distL="114300" distR="114300" simplePos="0" relativeHeight="251667456" behindDoc="0" locked="0" layoutInCell="1" allowOverlap="1" wp14:anchorId="204F0F85" wp14:editId="4AA9DD66">
+                <wp:simplePos x="0" y="0"/>
+                <wp:positionH relativeFrom="column">
+                  <wp:posOffset>3590925</wp:posOffset>
+                </wp:positionH>
+                <wp:positionV relativeFrom="paragraph">
+                  <wp:posOffset>5638800</wp:posOffset>
+                </wp:positionV>
+                <wp:extent cx="2257425" cy="1514475"/>
+                <wp:effectExtent l="0" t="0" r="28575" b="28575"/>
+                <wp:wrapNone/>
+                <wp:docPr id="1021933862" name="矩形 8"/>
+                <wp:cNvGraphicFramePr/>
+                <a:graphic xmlns:a="http://schemas.openxmlformats.org/drawingml/2006/main">
+                  <a:graphicData uri="http://schemas.microsoft.com/office/word/2010/wordprocessingShape">
+                    <wps:wsp>
+                      <wps:cNvSpPr/>
+                      <wps:spPr>
+                        <a:xfrm>
+                          <a:off x="0" y="0"/>
+                          <a:ext cx="2257425" cy="1514475"/>
+                        </a:xfrm>
+                        <a:prstGeom prst="rect">
+                          <a:avLst/>
+                        </a:prstGeom>
+                        <a:blipFill dpi="0" rotWithShape="1">
+                          <a:blip r:embed="rId13" cstate="print">
+                            <a:extLst>
+                              <a:ext uri="{28A0092B-C50C-407E-A947-70E740481C1C}">
+                                <a14:useLocalDpi xmlns:a14="http://schemas.microsoft.com/office/drawing/2010/main" val="0"/>
+                              </a:ext>
+                            </a:extLst>
+                          </a:blip>
+                          <a:srcRect/>
+                          <a:stretch>
+                            <a:fillRect/>
+                          </a:stretch>
+                        </a:blipFill>
+                        <a:ln>
+                          <a:solidFill>
+                            <a:schemeClr val="tx1"/>
+                          </a:solidFill>
+                        </a:ln>
+                      </wps:spPr>
+                      <wps:style>
+                        <a:lnRef idx="2">
+                          <a:schemeClr val="accent1">
+                            <a:shade val="15000"/>
+                          </a:schemeClr>
+                        </a:lnRef>
+                        <a:fillRef idx="1">
+                          <a:schemeClr val="accent1"/>
+                        </a:fillRef>
+                        <a:effectRef idx="0">
+                          <a:schemeClr val="accent1"/>
+                        </a:effectRef>
+                        <a:fontRef idx="minor">
+                          <a:schemeClr val="lt1"/>
+                        </a:fontRef>
+                      </wps:style>
+                      <wps:bodyPr rot="0" spcFirstLastPara="0" vertOverflow="overflow" horzOverflow="overflow" vert="horz" wrap="square" lIns="91440" tIns="45720" rIns="91440" bIns="45720" numCol="1" spcCol="0" rtlCol="0" fromWordArt="0" anchor="ctr" anchorCtr="0" forceAA="0" compatLnSpc="1">
+                        <a:prstTxWarp prst="textNoShape">
+                          <a:avLst/>
+                        </a:prstTxWarp>
+                        <a:noAutofit/>
+                      </wps:bodyPr>
+                    </wps:wsp>
+                  </a:graphicData>
+                </a:graphic>
+              </wp:anchor>
+            </w:drawing>
+          </mc:Choice>
+          <mc:Fallback>
+            <w:pict>
               <v:rect w14:anchorId="0D91B3BF" id="矩形 8" o:spid="_x0000_s1026" style="position:absolute;margin-left:282.75pt;margin-top:444pt;width:177.75pt;height:119.25pt;z-index:251667456;visibility:visible;mso-wrap-style:square;mso-wrap-distance-left:9pt;mso-wrap-distance-top:0;mso-wrap-distance-right:9pt;mso-wrap-distance-bottom:0;mso-position-horizontal:absolute;mso-position-horizontal-relative:text;mso-position-vertical:absolute;mso-position-vertical-relative:text;v-text-anchor:middle" o:gfxdata="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" strokecolor="black [3213]" strokeweight="1pt">
-                <v:fill r:id="rId12" o:title="" recolor="t" rotate="t" type="frame"/>
+                <v:fill r:id="rId14" o:title="" recolor="t" rotate="t" type="frame"/>
               </v:rect>
             </w:pict>
           </mc:Fallback>
@@ -537,7 +540,7 @@
                           <a:avLst/>
                         </a:prstGeom>
                         <a:blipFill dpi="0" rotWithShape="1">
-                          <a:blip r:embed="rId13" cstate="print">
+                          <a:blip r:embed="rId15" cstate="print">
                             <a:extLst>
                               <a:ext uri="{28A0092B-C50C-407E-A947-70E740481C1C}">
                                 <a14:useLocalDpi xmlns:a14="http://schemas.microsoft.com/office/drawing/2010/main" val="0"/>
@@ -590,7 +593,7 @@
           <mc:Fallback>
             <w:pict>
               <v:oval w14:anchorId="69825236" id="椭圆 4" o:spid="_x0000_s1026" style="position:absolute;margin-left:34.9pt;margin-top:242.25pt;width:211.15pt;height:136.5pt;z-index:251661312;visibility:visible;mso-wrap-style:square;mso-width-percent:0;mso-height-percent:0;mso-wrap-distance-left:9pt;mso-wrap-distance-top:0;mso-wrap-distance-right:9pt;mso-wrap-distance-bottom:0;mso-position-horizontal:absolute;mso-position-horizontal-relative:margin;mso-position-vertical:absolute;mso-position-vertical-relative:text;mso-width-percent:0;mso-height-percent:0;mso-width-relative:margin;mso-height-relative:margin;v-text-anchor:middle" o:gfxdata="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" stroked="f" strokeweight="1pt">
-                <v:fill r:id="rId14" o:title="" recolor="t" rotate="t" type="frame"/>
+                <v:fill r:id="rId16" o:title="" recolor="t" rotate="t" type="frame"/>
                 <v:stroke joinstyle="miter"/>
                 <w10:wrap anchorx="margin"/>
               </v:oval>
@@ -632,7 +635,7 @@
                           <a:avLst/>
                         </a:prstGeom>
                         <a:blipFill dpi="0" rotWithShape="1">
-                          <a:blip r:embed="rId15" cstate="print">
+                          <a:blip r:embed="rId17" cstate="print">
                             <a:extLst>
                               <a:ext uri="{28A0092B-C50C-407E-A947-70E740481C1C}">
                                 <a14:useLocalDpi xmlns:a14="http://schemas.microsoft.com/office/drawing/2010/main" val="0"/>
@@ -679,7 +682,7 @@
           <mc:Fallback>
             <w:pict>
               <v:shape w14:anchorId="632E9278" id="云形 5" o:spid="_x0000_s1026" style="position:absolute;margin-left:268.5pt;margin-top:253.5pt;width:216.75pt;height:136.5pt;z-index:251662336;visibility:visible;mso-wrap-style:square;mso-wrap-distance-left:9pt;mso-wrap-distance-top:0;mso-wrap-distance-right:9pt;mso-wrap-distance-bottom:0;mso-position-horizontal:absolute;mso-position-horizontal-relative:text;mso-position-vertical:absolute;mso-position-vertical-relative:text;v-text-anchor:middle" coordsize="43200,43200" o:gfxdata="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" path="m3900,14370c3629,11657,4261,8921,5623,6907,7775,3726,11264,3017,14005,5202,15678,909,19914,22,22456,3432,23097,1683,24328,474,25749,200v1564,-302,3126,570,4084,2281c31215,267,33501,-460,35463,690v1495,876,2567,2710,2855,4886c40046,6218,41422,7998,41982,10318v407,1684,349,3513,-164,5142c43079,17694,43520,20590,43016,23322v-670,3632,-2888,6352,-5612,6882c37391,32471,36658,34621,35395,36101v-1919,2249,-4691,2538,-6840,714c27860,39948,25999,42343,23667,43106v-2748,899,-5616,-633,-7187,-3840c12772,42310,7956,40599,5804,35472,3690,35809,1705,34024,1110,31250,679,29243,1060,27077,2113,25551,619,24354,-213,22057,-5,19704,239,16949,1845,14791,3863,14507v12,-46,25,-91,37,-137xem4693,26177nfc3809,26271,2925,25993,2160,25380t4768,9519nfc6573,35092,6200,35220,5820,35280t10658,3810nfc16211,38544,15987,37961,15810,37350m28827,34751nfc28788,35398,28698,36038,28560,36660m34129,22954nfc36133,24282,37398,27058,37380,30090m41798,15354nfc41473,16386,40978,17302,40350,18030m38324,5426nfc38379,5843,38405,6266,38400,6690m29078,3952nfc29267,3369,29516,2826,29820,2340m22141,4720nfc22218,4238,22339,3771,22500,3330m14000,5192nfc14472,5568,14908,6021,15300,6540m4127,15789nfc4024,15325,3948,14851,3900,14370e" stroked="f" strokeweight="1pt">
-                <v:fill r:id="rId16" o:title="" recolor="t" rotate="t" type="frame"/>
+                <v:fill r:id="rId18" o:title="" recolor="t" rotate="t" type="frame"/>
                 <v:stroke joinstyle="miter"/>
                 <v:path arrowok="t" o:connecttype="custom" o:connectlocs="299040,1050443;137636,1018461;441456,1400444;370853,1415733;1049986,1568622;1007421,1498798;1836870,1394505;1819857,1471110;2174716,921109;2381872,1207466;2663389,616133;2571122,723516;2442024,217737;2446867,268459;1852864,158588;1900145,93901;1410835,189406;1433711,133628;892087,208347;974923,262440;262974,633588;248510,576646" o:connectangles="0,0,0,0,0,0,0,0,0,0,0,0,0,0,0,0,0,0,0,0,0,0"/>
               </v:shape>
@@ -721,7 +724,7 @@
                           <a:avLst/>
                         </a:prstGeom>
                         <a:blipFill dpi="0" rotWithShape="1">
-                          <a:blip r:embed="rId17" cstate="print">
+                          <a:blip r:embed="rId19" cstate="print">
                             <a:extLst>
                               <a:ext uri="{28A0092B-C50C-407E-A947-70E740481C1C}">
                                 <a14:useLocalDpi xmlns:a14="http://schemas.microsoft.com/office/drawing/2010/main" val="0"/>
@@ -774,7 +777,7 @@
           <mc:Fallback>
             <w:pict>
               <v:roundrect w14:anchorId="5EF9671C" id="矩形: 圆角 2" o:spid="_x0000_s1026" style="position:absolute;margin-left:37.5pt;margin-top:66.75pt;width:193.5pt;height:113.25pt;z-index:251659264;visibility:visible;mso-wrap-style:square;mso-width-percent:0;mso-height-percent:0;mso-wrap-distance-left:9pt;mso-wrap-distance-top:0;mso-wrap-distance-right:9pt;mso-wrap-distance-bottom:0;mso-position-horizontal:absolute;mso-position-horizontal-relative:margin;mso-position-vertical:absolute;mso-position-vertical-relative:text;mso-width-percent:0;mso-height-percent:0;mso-width-relative:margin;mso-height-relative:margin;v-text-anchor:middle" arcsize="10923f" o:gfxdata="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" stroked="f" strokeweight="1pt">
-                <v:fill r:id="rId18" o:title="" recolor="t" rotate="t" type="frame"/>
+                <v:fill r:id="rId20" o:title="" recolor="t" rotate="t" type="frame"/>
                 <v:stroke joinstyle="miter"/>
                 <w10:wrap anchorx="margin"/>
               </v:roundrect>
@@ -816,7 +819,7 @@
                           <a:avLst/>
                         </a:prstGeom>
                         <a:blipFill dpi="0" rotWithShape="1">
-                          <a:blip r:embed="rId19" cstate="print">
+                          <a:blip r:embed="rId21" cstate="print">
                             <a:extLst>
                               <a:ext uri="{28A0092B-C50C-407E-A947-70E740481C1C}">
                                 <a14:useLocalDpi xmlns:a14="http://schemas.microsoft.com/office/drawing/2010/main" val="0"/>
@@ -888,7 +891,7 @@
                 </v:handles>
               </v:shapetype>
               <v:shape id="缺角矩形 3" o:spid="_x0000_s1026" type="#_x0000_t21" style="position:absolute;margin-left:273.3pt;margin-top:66pt;width:193.75pt;height:113.25pt;z-index:251660288;visibility:visible;mso-wrap-style:square;mso-width-percent:0;mso-height-percent:0;mso-wrap-distance-left:9pt;mso-wrap-distance-top:0;mso-wrap-distance-right:9pt;mso-wrap-distance-bottom:0;mso-position-horizontal:absolute;mso-position-horizontal-relative:margin;mso-position-vertical:absolute;mso-position-vertical-relative:text;mso-width-percent:0;mso-height-percent:0;mso-width-relative:margin;mso-height-relative:margin;v-text-anchor:middle" o:gfxdata="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" stroked="f" strokeweight="1pt">
-                <v:fill r:id="rId20" o:title="" recolor="t" rotate="t" type="frame"/>
+                <v:fill r:id="rId22" o:title="" recolor="t" rotate="t" type="frame"/>
                 <w10:wrap anchorx="margin"/>
               </v:shape>
             </w:pict>
@@ -904,6 +907,68 @@
     </w:sectPr>
   </w:body>
 </w:document>
+</file>
+
+<file path=word/endnotes.xml><?xml version="1.0" encoding="utf-8"?>
+<w:endnotes xmlns:wpc="http://schemas.microsoft.com/office/word/2010/wordprocessingCanvas" xmlns:cx="http://schemas.microsoft.com/office/drawing/2014/chartex" xmlns:cx1="http://schemas.microsoft.com/office/drawing/2015/9/8/chartex" xmlns:cx2="http://schemas.microsoft.com/office/drawing/2015/10/21/chartex" xmlns:cx3="http://schemas.microsoft.com/office/drawing/2016/5/9/chartex" xmlns:cx4="http://schemas.microsoft.com/office/drawing/2016/5/10/chartex" xmlns:cx5="http://schemas.microsoft.com/office/drawing/2016/5/11/chartex" xmlns:cx6="http://schemas.microsoft.com/office/drawing/2016/5/12/chartex" xmlns:cx7="http://schemas.microsoft.com/office/drawing/2016/5/13/chartex" xmlns:cx8="http://schemas.microsoft.com/office/drawing/2016/5/14/chartex" xmlns:mc="http://schemas.openxmlformats.org/markup-compatibility/2006" xmlns:aink="http://schemas.microsoft.com/office/drawing/2016/ink" xmlns:am3d="http://schemas.microsoft.com/office/drawing/2017/model3d" xmlns:o="urn:schemas-microsoft-com:office:office" xmlns:oel="http://schemas.microsoft.com/office/2019/extlst" xmlns:r="http://schemas.openxmlformats.org/officeDocument/2006/relationships" xmlns:m="http://schemas.openxmlformats.org/officeDocument/2006/math" xmlns:v="urn:schemas-microsoft-com:vml" xmlns:wp14="http://schemas.microsoft.com/office/word/2010/wordprocessingDrawing" xmlns:wp="http://schemas.openxmlformats.org/drawingml/2006/wordprocessingDrawing" xmlns:w10="urn:schemas-microsoft-com:office:word" xmlns:w="http://schemas.openxmlformats.org/wordprocessingml/2006/main" xmlns:w14="http://schemas.microsoft.com/office/word/2010/wordml" xmlns:w15="http://schemas.microsoft.com/office/word/2012/wordml" xmlns:w16cex="http://schemas.microsoft.com/office/word/2018/wordml/cex" xmlns:w16cid="http://schemas.microsoft.com/office/word/2016/wordml/cid" xmlns:w16="http://schemas.microsoft.com/office/word/2018/wordml" xmlns:w16du="http://schemas.microsoft.com/office/word/2023/wordml/word16du" xmlns:w16sdtdh="http://schemas.microsoft.com/office/word/2020/wordml/sdtdatahash" xmlns:w16sdtfl="http://schemas.microsoft.com/office/word/2024/wordml/sdtformatlock" xmlns:w16se="http://schemas.microsoft.com/office/word/2015/wordml/symex" xmlns:wpg="http://schemas.microsoft.com/office/word/2010/wordprocessingGroup" xmlns:wpi="http://schemas.microsoft.com/office/word/2010/wordprocessingInk" xmlns:wne="http://schemas.microsoft.com/office/word/2006/wordml" xmlns:wps="http://schemas.microsoft.com/office/word/2010/wordprocessingShape" mc:Ignorable="w14 w15 w16se w16cid w16 w16cex w16sdtdh w16sdtfl w16du wp14">
+  <w:endnote w:type="separator" w:id="-1">
+    <w:p>
+      <w:pPr>
+        <w:spacing w:after="0" w:line="240" w:lineRule="auto"/>
+        <w:rPr>
+          <w:rFonts w:hint="eastAsia"/>
+        </w:rPr>
+      </w:pPr>
+      <w:r>
+        <w:separator/>
+      </w:r>
+    </w:p>
+  </w:endnote>
+  <w:endnote w:type="continuationSeparator" w:id="0">
+    <w:p>
+      <w:pPr>
+        <w:spacing w:after="0" w:line="240" w:lineRule="auto"/>
+        <w:rPr>
+          <w:rFonts w:hint="eastAsia"/>
+        </w:rPr>
+      </w:pPr>
+      <w:r>
+        <w:continuationSeparator/>
+      </w:r>
+    </w:p>
+  </w:endnote>
+</w:endnotes>
+</file>
+
+<file path=word/footnotes.xml><?xml version="1.0" encoding="utf-8"?>
+<w:footnotes xmlns:wpc="http://schemas.microsoft.com/office/word/2010/wordprocessingCanvas" xmlns:cx="http://schemas.microsoft.com/office/drawing/2014/chartex" xmlns:cx1="http://schemas.microsoft.com/office/drawing/2015/9/8/chartex" xmlns:cx2="http://schemas.microsoft.com/office/drawing/2015/10/21/chartex" xmlns:cx3="http://schemas.microsoft.com/office/drawing/2016/5/9/chartex" xmlns:cx4="http://schemas.microsoft.com/office/drawing/2016/5/10/chartex" xmlns:cx5="http://schemas.microsoft.com/office/drawing/2016/5/11/chartex" xmlns:cx6="http://schemas.microsoft.com/office/drawing/2016/5/12/chartex" xmlns:cx7="http://schemas.microsoft.com/office/drawing/2016/5/13/chartex" xmlns:cx8="http://schemas.microsoft.com/office/drawing/2016/5/14/chartex" xmlns:mc="http://schemas.openxmlformats.org/markup-compatibility/2006" xmlns:aink="http://schemas.microsoft.com/office/drawing/2016/ink" xmlns:am3d="http://schemas.microsoft.com/office/drawing/2017/model3d" xmlns:o="urn:schemas-microsoft-com:office:office" xmlns:oel="http://schemas.microsoft.com/office/2019/extlst" xmlns:r="http://schemas.openxmlformats.org/officeDocument/2006/relationships" xmlns:m="http://schemas.openxmlformats.org/officeDocument/2006/math" xmlns:v="urn:schemas-microsoft-com:vml" xmlns:wp14="http://schemas.microsoft.com/office/word/2010/wordprocessingDrawing" xmlns:wp="http://schemas.openxmlformats.org/drawingml/2006/wordprocessingDrawing" xmlns:w10="urn:schemas-microsoft-com:office:word" xmlns:w="http://schemas.openxmlformats.org/wordprocessingml/2006/main" xmlns:w14="http://schemas.microsoft.com/office/word/2010/wordml" xmlns:w15="http://schemas.microsoft.com/office/word/2012/wordml" xmlns:w16cex="http://schemas.microsoft.com/office/word/2018/wordml/cex" xmlns:w16cid="http://schemas.microsoft.com/office/word/2016/wordml/cid" xmlns:w16="http://schemas.microsoft.com/office/word/2018/wordml" xmlns:w16du="http://schemas.microsoft.com/office/word/2023/wordml/word16du" xmlns:w16sdtdh="http://schemas.microsoft.com/office/word/2020/wordml/sdtdatahash" xmlns:w16sdtfl="http://schemas.microsoft.com/office/word/2024/wordml/sdtformatlock" xmlns:w16se="http://schemas.microsoft.com/office/word/2015/wordml/symex" xmlns:wpg="http://schemas.microsoft.com/office/word/2010/wordprocessingGroup" xmlns:wpi="http://schemas.microsoft.com/office/word/2010/wordprocessingInk" xmlns:wne="http://schemas.microsoft.com/office/word/2006/wordml" xmlns:wps="http://schemas.microsoft.com/office/word/2010/wordprocessingShape" mc:Ignorable="w14 w15 w16se w16cid w16 w16cex w16sdtdh w16sdtfl w16du wp14">
+  <w:footnote w:type="separator" w:id="-1">
+    <w:p>
+      <w:pPr>
+        <w:spacing w:after="0" w:line="240" w:lineRule="auto"/>
+        <w:rPr>
+          <w:rFonts w:hint="eastAsia"/>
+        </w:rPr>
+      </w:pPr>
+      <w:r>
+        <w:separator/>
+      </w:r>
+    </w:p>
+  </w:footnote>
+  <w:footnote w:type="continuationSeparator" w:id="0">
+    <w:p>
+      <w:pPr>
+        <w:spacing w:after="0" w:line="240" w:lineRule="auto"/>
+        <w:rPr>
+          <w:rFonts w:hint="eastAsia"/>
+        </w:rPr>
+      </w:pPr>
+      <w:r>
+        <w:continuationSeparator/>
+      </w:r>
+    </w:p>
+  </w:footnote>
+</w:footnotes>
 </file>
 
 <file path=word/styles.xml><?xml version="1.0" encoding="utf-8"?>
@@ -1830,6 +1895,69 @@
       <w:spacing w:val="5"/>
     </w:rPr>
   </w:style>
+  <w:style w:type="paragraph" w:styleId="ae">
+    <w:name w:val="header"/>
+    <w:basedOn w:val="a"/>
+    <w:link w:val="af"/>
+    <w:uiPriority w:val="99"/>
+    <w:unhideWhenUsed/>
+    <w:rsid w:val="003D3ECD"/>
+    <w:pPr>
+      <w:tabs>
+        <w:tab w:val="center" w:pos="4153"/>
+        <w:tab w:val="right" w:pos="8306"/>
+      </w:tabs>
+      <w:snapToGrid w:val="0"/>
+      <w:spacing w:line="240" w:lineRule="auto"/>
+      <w:jc w:val="center"/>
+    </w:pPr>
+    <w:rPr>
+      <w:sz w:val="18"/>
+      <w:szCs w:val="18"/>
+    </w:rPr>
+  </w:style>
+  <w:style w:type="character" w:customStyle="1" w:styleId="af">
+    <w:name w:val="页眉 字符"/>
+    <w:basedOn w:val="a0"/>
+    <w:link w:val="ae"/>
+    <w:uiPriority w:val="99"/>
+    <w:rsid w:val="003D3ECD"/>
+    <w:rPr>
+      <w:sz w:val="18"/>
+      <w:szCs w:val="18"/>
+    </w:rPr>
+  </w:style>
+  <w:style w:type="paragraph" w:styleId="af0">
+    <w:name w:val="footer"/>
+    <w:basedOn w:val="a"/>
+    <w:link w:val="af1"/>
+    <w:uiPriority w:val="99"/>
+    <w:unhideWhenUsed/>
+    <w:rsid w:val="003D3ECD"/>
+    <w:pPr>
+      <w:tabs>
+        <w:tab w:val="center" w:pos="4153"/>
+        <w:tab w:val="right" w:pos="8306"/>
+      </w:tabs>
+      <w:snapToGrid w:val="0"/>
+      <w:spacing w:line="240" w:lineRule="auto"/>
+    </w:pPr>
+    <w:rPr>
+      <w:sz w:val="18"/>
+      <w:szCs w:val="18"/>
+    </w:rPr>
+  </w:style>
+  <w:style w:type="character" w:customStyle="1" w:styleId="af1">
+    <w:name w:val="页脚 字符"/>
+    <w:basedOn w:val="a0"/>
+    <w:link w:val="af0"/>
+    <w:uiPriority w:val="99"/>
+    <w:rsid w:val="003D3ECD"/>
+    <w:rPr>
+      <w:sz w:val="18"/>
+      <w:szCs w:val="18"/>
+    </w:rPr>
+  </w:style>
 </w:styles>
 </file>
 
